--- a/az/stories/everything-is-in-our-own-hands.docx
+++ b/az/stories/everything-is-in-our-own-hands.docx
@@ -4,184 +4,204 @@
   <w:body>
     <w:p>
       <w:pPr>
-        <w:pStyle w:val="Heading1"/>
+        <w:spacing w:before="0" w:after="60"/>
+        <w:jc w:val="left"/>
       </w:pPr>
       <w:r>
+        <w:rPr>
+          <w:rFonts w:ascii="Arial" w:hAnsi="Arial" w:eastAsia="Arial"/>
+          <w:i w:val="0"/>
+          <w:color w:val="000000"/>
+          <w:sz w:val="52"/>
+        </w:rPr>
         <w:t>Hər şey bizim öz əlimizdədir</w:t>
       </w:r>
     </w:p>
     <w:p>
       <w:pPr>
-        <w:ind w:firstLine="425"/>
-        <w:jc w:val="both"/>
+        <w:jc w:val="left"/>
       </w:pPr>
       <w:r>
         <w:rPr>
-          <w:rFonts w:ascii="Times New Roman" w:hAnsi="Times New Roman" w:cs="Times New Roman"/>
-          <w:b w:val="0"/>
+          <w:rFonts w:ascii="Arial" w:hAnsi="Arial" w:eastAsia="Arial"/>
           <w:i w:val="0"/>
-          <w:sz w:val="24"/>
+          <w:color w:val="000000"/>
+          <w:sz w:val="22"/>
         </w:rPr>
         <w:t>(Hindistan folklorundan)</w:t>
       </w:r>
     </w:p>
     <w:p>
       <w:pPr>
-        <w:ind w:firstLine="425"/>
-        <w:jc w:val="both"/>
+        <w:jc w:val="left"/>
       </w:pPr>
       <w:r>
         <w:rPr>
-          <w:rFonts w:ascii="Times New Roman" w:hAnsi="Times New Roman" w:cs="Times New Roman"/>
-          <w:b w:val="0"/>
+          <w:rFonts w:ascii="Arial" w:hAnsi="Arial" w:eastAsia="Arial"/>
           <w:i w:val="0"/>
-          <w:sz w:val="24"/>
+          <w:color w:val="000000"/>
+          <w:sz w:val="22"/>
         </w:rPr>
         <w:t>Gənc bir oğlan yaşlı bir rahiblə «oyun oynamaq» fikrinə düşür. Bir quş tutur. Quşu əlinə alıb arxasında gizlədərək rahibdən soruşur:</w:t>
       </w:r>
     </w:p>
     <w:p>
       <w:pPr>
-        <w:ind w:firstLine="425"/>
-        <w:jc w:val="both"/>
+        <w:jc w:val="left"/>
       </w:pPr>
       <w:r>
         <w:rPr>
-          <w:rFonts w:ascii="Times New Roman" w:hAnsi="Times New Roman" w:cs="Times New Roman"/>
-          <w:b w:val="0"/>
+          <w:rFonts w:ascii="Arial" w:hAnsi="Arial" w:eastAsia="Arial"/>
           <w:i w:val="0"/>
-          <w:sz w:val="24"/>
+          <w:color w:val="000000"/>
+          <w:sz w:val="22"/>
         </w:rPr>
         <w:t>— Ey müdrik qoca, de görüm, əlimdəki quş diridir, ya ölü?</w:t>
       </w:r>
     </w:p>
     <w:p>
       <w:pPr>
-        <w:ind w:firstLine="425"/>
-        <w:jc w:val="both"/>
+        <w:jc w:val="left"/>
       </w:pPr>
       <w:r>
         <w:rPr>
-          <w:rFonts w:ascii="Times New Roman" w:hAnsi="Times New Roman" w:cs="Times New Roman"/>
-          <w:b w:val="0"/>
+          <w:rFonts w:ascii="Arial" w:hAnsi="Arial" w:eastAsia="Arial"/>
           <w:i w:val="0"/>
-          <w:sz w:val="24"/>
+          <w:color w:val="000000"/>
+          <w:sz w:val="22"/>
         </w:rPr>
         <w:t>Özlüyündə isə belə düşünür: əgər qoca «diridir» desə, quşu boğub öldürərəm; yox, «ölüdür» desə, əlimi açıb quşu uçuraram və beləcə onu pərt edərəm.</w:t>
       </w:r>
     </w:p>
     <w:p>
       <w:pPr>
-        <w:ind w:firstLine="425"/>
-        <w:jc w:val="both"/>
+        <w:jc w:val="left"/>
       </w:pPr>
       <w:r>
         <w:rPr>
-          <w:rFonts w:ascii="Times New Roman" w:hAnsi="Times New Roman" w:cs="Times New Roman"/>
-          <w:b w:val="0"/>
+          <w:rFonts w:ascii="Arial" w:hAnsi="Arial" w:eastAsia="Arial"/>
           <w:i w:val="0"/>
-          <w:sz w:val="24"/>
+          <w:color w:val="000000"/>
+          <w:sz w:val="22"/>
         </w:rPr>
         <w:t>Müdrik qoca bir müddət düşünüb deyir:</w:t>
       </w:r>
     </w:p>
     <w:p>
       <w:pPr>
-        <w:ind w:firstLine="425"/>
-        <w:jc w:val="both"/>
+        <w:jc w:val="left"/>
       </w:pPr>
       <w:r>
         <w:rPr>
-          <w:rFonts w:ascii="Times New Roman" w:hAnsi="Times New Roman" w:cs="Times New Roman"/>
-          <w:b w:val="0"/>
+          <w:rFonts w:ascii="Arial" w:hAnsi="Arial" w:eastAsia="Arial"/>
           <w:i w:val="0"/>
-          <w:sz w:val="24"/>
+          <w:color w:val="000000"/>
+          <w:sz w:val="22"/>
         </w:rPr>
         <w:t>— Əzizim oğlum, sənin sualının cavabı öz əlindədir.</w:t>
       </w:r>
     </w:p>
     <w:p>
       <w:pPr>
-        <w:ind w:firstLine="425"/>
-        <w:jc w:val="both"/>
+        <w:jc w:val="left"/>
       </w:pPr>
       <w:r>
         <w:rPr>
-          <w:rFonts w:ascii="Times New Roman" w:hAnsi="Times New Roman" w:cs="Times New Roman"/>
-          <w:b w:val="0"/>
+          <w:rFonts w:ascii="Arial" w:hAnsi="Arial" w:eastAsia="Arial"/>
           <w:i w:val="0"/>
-          <w:sz w:val="24"/>
+          <w:color w:val="000000"/>
+          <w:sz w:val="22"/>
         </w:rPr>
         <w:t>Oğlan duruxub başını aşağı salır.</w:t>
       </w:r>
     </w:p>
     <w:p>
       <w:pPr>
-        <w:ind w:firstLine="425"/>
-        <w:jc w:val="both"/>
+        <w:jc w:val="left"/>
       </w:pPr>
       <w:r>
         <w:rPr>
-          <w:rFonts w:ascii="Times New Roman" w:hAnsi="Times New Roman" w:cs="Times New Roman"/>
-          <w:b w:val="0"/>
+          <w:rFonts w:ascii="Arial" w:hAnsi="Arial" w:eastAsia="Arial"/>
           <w:i w:val="0"/>
-          <w:sz w:val="24"/>
+          <w:color w:val="000000"/>
+          <w:sz w:val="22"/>
         </w:rPr>
         <w:t>Qoca davam edir:</w:t>
       </w:r>
     </w:p>
     <w:p>
       <w:pPr>
-        <w:ind w:firstLine="425"/>
-        <w:jc w:val="both"/>
+        <w:jc w:val="left"/>
       </w:pPr>
       <w:r>
         <w:rPr>
-          <w:rFonts w:ascii="Times New Roman" w:hAnsi="Times New Roman" w:cs="Times New Roman"/>
-          <w:b w:val="0"/>
+          <w:rFonts w:ascii="Arial" w:hAnsi="Arial" w:eastAsia="Arial"/>
           <w:i w:val="0"/>
-          <w:sz w:val="24"/>
+          <w:color w:val="000000"/>
+          <w:sz w:val="22"/>
         </w:rPr>
         <w:t>— Savaş və barış, cəza və əfv, yaxşılıq və yamanlıq — bunların hamısı sənin öz əlindədir. İnsanın həyat yolunu onun ağlı yox, niyyətləri müəyyən edir. Unutma ki, hər insan həm yaxşılıq, həm də yamanlıq etmək iqtidarındadır. Amma həmişə bir seçim var və bu seçim də bizim öz əlimizdədir.</w:t>
       </w:r>
     </w:p>
     <w:p>
       <w:pPr>
-        <w:spacing w:after="40"/>
-      </w:pPr>
-    </w:p>
-    <w:p>
-      <w:pPr>
+        <w:pStyle w:val="Moral"/>
+        <w:keepNext/>
+        <w:keepLines/>
+        <w:widowControl/>
+        <w:spacing w:before="240" w:after="180" w:line="283" w:lineRule="auto"/>
+        <w:ind w:left="240" w:right="240"/>
+        <w:jc w:val="left"/>
         <w:pBdr>
-          <w:top w:val="single" w:sz="4" w:space="6" w:color="D9C7A3"/>
-          <w:left w:val="single" w:sz="24" w:space="12" w:color="B8860B"/>
-          <w:bottom w:val="single" w:sz="4" w:space="6" w:color="D9C7A3"/>
-          <w:right w:val="single" w:sz="4" w:space="10" w:color="D9C7A3"/>
+          <w:top w:val="single" w:sz="8" w:space="7" w:color="E8D59A"/>
+          <w:left w:val="single" w:sz="32" w:space="11" w:color="C6A23A"/>
+          <w:bottom w:val="single" w:sz="8" w:space="7" w:color="E8D59A"/>
+          <w:right w:val="single" w:sz="8" w:space="11" w:color="E8D59A"/>
         </w:pBdr>
-        <w:shd w:val="clear" w:color="auto" w:fill="FBF6EA"/>
-        <w:spacing w:before="0" w:after="60"/>
-        <w:ind w:left="227" w:right="113"/>
-        <w:jc w:val="both"/>
+        <w:shd w:val="clear" w:color="auto" w:fill="FFF8E1"/>
       </w:pPr>
       <w:r>
         <w:rPr>
-          <w:rFonts w:ascii="Times New Roman" w:hAnsi="Times New Roman" w:cs="Times New Roman"/>
+          <w:rFonts w:ascii="Arial" w:hAnsi="Arial" w:eastAsia="Arial" w:cs="Arial"/>
+          <w:b/>
+          <w:i w:val="0"/>
+          <w:color w:val="9A7417"/>
+          <w:sz w:val="22"/>
+        </w:rPr>
+        <w:t xml:space="preserve">İbrət: </w:t>
+      </w:r>
+      <w:r>
+        <w:rPr>
+          <w:rFonts w:ascii="Arial" w:hAnsi="Arial" w:eastAsia="Arial" w:cs="Arial"/>
           <w:b w:val="0"/>
-          <w:i/>
-          <w:color w:val="333333"/>
-          <w:sz w:val="24"/>
+          <w:i w:val="0"/>
+          <w:color w:val="3F3826"/>
+          <w:sz w:val="22"/>
         </w:rPr>
         <w:t>Yaxşılıq da, yamanlıq da insanın öz seçimidir. Taleyimizi ağlımız yox, niyyətlərimiz müəyyən edir.</w:t>
       </w:r>
     </w:p>
     <w:p>
       <w:pPr>
-        <w:spacing w:after="120"/>
+        <w:keepLines/>
+        <w:widowControl/>
+        <w:spacing w:before="60" w:after="0" w:line="240" w:lineRule="auto"/>
+        <w:jc w:val="right"/>
       </w:pPr>
+      <w:r>
+        <w:rPr>
+          <w:rFonts w:ascii="Arial" w:hAnsi="Arial" w:eastAsia="Arial" w:cs="Arial"/>
+          <w:b w:val="0"/>
+          <w:i/>
+          <w:color w:val="8A7950"/>
+          <w:sz w:val="17"/>
+        </w:rPr>
+        <w:t>Hekayə açıq İnternet mənbələrindən əldə olunub.</w:t>
+      </w:r>
     </w:p>
     <w:sectPr>
       <w:pgSz w:w="12240" w:h="15840"/>
-      <w:pgMar w:top="1417" w:right="1417" w:bottom="1417" w:left="1417" w:header="720" w:footer="720" w:gutter="0"/>
+      <w:pgMar w:top="1440" w:right="1440" w:bottom="1440" w:left="1440" w:header="708" w:footer="708" w:gutter="0"/>
       <w:cols w:space="720"/>
       <w:docGrid w:linePitch="360"/>
     </w:sectPr>
@@ -553,12 +573,12 @@
     <w:qFormat/>
     <w:rsid w:val="00FC693F"/>
     <w:pPr>
-      <w:spacing w:line="276" w:lineRule="auto" w:after="120" w:before="0"/>
-      <w:jc w:val="both"/>
+      <w:spacing w:before="0" w:after="160" w:line="276" w:lineRule="auto"/>
     </w:pPr>
     <w:rPr>
-      <w:rFonts w:ascii="Times New Roman" w:hAnsi="Times New Roman" w:cs="Times New Roman"/>
-      <w:sz w:val="24"/>
+      <w:rFonts w:ascii="Arial" w:hAnsi="Arial" w:eastAsia="Arial"/>
+      <w:color w:val="000000"/>
+      <w:sz w:val="22"/>
     </w:rPr>
   </w:style>
   <w:style w:type="paragraph" w:styleId="Header">
@@ -616,17 +636,15 @@
     <w:pPr>
       <w:keepNext/>
       <w:keepLines/>
-      <w:spacing w:before="360" w:after="160"/>
-      <w:jc w:val="left"/>
+      <w:spacing w:before="480" w:after="0"/>
       <w:outlineLvl w:val="0"/>
     </w:pPr>
     <w:rPr>
-      <w:rFonts w:asciiTheme="majorHAnsi" w:eastAsiaTheme="majorEastAsia" w:hAnsiTheme="majorHAnsi" w:cstheme="majorBidi" w:ascii="Times New Roman" w:hAnsi="Times New Roman" w:cs="Times New Roman"/>
+      <w:rFonts w:asciiTheme="majorHAnsi" w:eastAsiaTheme="majorEastAsia" w:hAnsiTheme="majorHAnsi" w:cstheme="majorBidi"/>
       <w:b/>
       <w:bCs/>
-      <w:i w:val="0"/>
-      <w:color w:val="1F1F1F"/>
-      <w:sz w:val="30"/>
+      <w:color w:val="365F91" w:themeColor="accent1" w:themeShade="BF"/>
+      <w:sz w:val="28"/>
       <w:szCs w:val="28"/>
     </w:rPr>
   </w:style>
@@ -12244,6 +12262,18 @@
         <w:shd w:val="clear" w:color="auto" w:fill="FBCAA2" w:themeFill="accent6" w:themeFillTint="7F"/>
       </w:tcPr>
     </w:tblStylePr>
+  </w:style>
+  <w:style w:type="paragraph" w:customStyle="1" w:styleId="Moral">
+    <w:name w:val="Moral"/>
+    <w:basedOn w:val="Normal"/>
+    <w:pPr>
+      <w:spacing w:before="160" w:after="0" w:line="276" w:lineRule="auto"/>
+    </w:pPr>
+    <w:rPr>
+      <w:rFonts w:ascii="Arial" w:hAnsi="Arial" w:eastAsia="Arial"/>
+      <w:i/>
+      <w:sz w:val="22"/>
+    </w:rPr>
   </w:style>
 </w:styles>
 </file>
